--- a/Word e assim/Webgrafia.docx
+++ b/Word e assim/Webgrafia.docx
@@ -123,7 +123,59 @@
         </w:r>
       </w:hyperlink>
     </w:p>
-    <w:p/>
+    <w:p>
+      <w:pPr>
+        <w:rPr>
+          <w:rStyle w:val="Hyperlink"/>
+        </w:rPr>
+      </w:pPr>
+      <w:r>
+        <w:fldChar w:fldCharType="begin"/>
+      </w:r>
+      <w:r>
+        <w:instrText>HYPERLINK "https://docs.unity3d.com/ScriptReference/Events.UnityEvent.AddListener.html"</w:instrText>
+      </w:r>
+      <w:r>
+        <w:fldChar w:fldCharType="separate"/>
+      </w:r>
+      <w:r>
+        <w:rPr>
+          <w:rStyle w:val="Hyperlink"/>
+        </w:rPr>
+        <w:t xml:space="preserve">Manual </w:t>
+      </w:r>
+      <w:proofErr w:type="spellStart"/>
+      <w:r>
+        <w:rPr>
+          <w:rStyle w:val="Hyperlink"/>
+        </w:rPr>
+        <w:t>UnityEvent</w:t>
+      </w:r>
+      <w:proofErr w:type="spellEnd"/>
+      <w:r>
+        <w:rPr>
+          <w:rStyle w:val="Hyperlink"/>
+        </w:rPr>
+        <w:t xml:space="preserve"> Add L</w:t>
+      </w:r>
+      <w:r>
+        <w:rPr>
+          <w:rStyle w:val="Hyperlink"/>
+        </w:rPr>
+        <w:t>i</w:t>
+      </w:r>
+      <w:r>
+        <w:rPr>
+          <w:rStyle w:val="Hyperlink"/>
+        </w:rPr>
+        <w:t>stener</w:t>
+      </w:r>
+    </w:p>
+    <w:p>
+      <w:r>
+        <w:fldChar w:fldCharType="end"/>
+      </w:r>
+    </w:p>
     <w:sectPr>
       <w:pgSz w:w="12240" w:h="15840"/>
       <w:pgMar w:top="1440" w:right="1440" w:bottom="1440" w:left="1440" w:header="720" w:footer="720" w:gutter="0"/>

--- a/Word e assim/Webgrafia.docx
+++ b/Word e assim/Webgrafia.docx
@@ -5,7 +5,7 @@
     <w:p>
       <w:pPr>
         <w:rPr>
-          <w:rStyle w:val="Hyperlink"/>
+          <w:rStyle w:val="Hiperligao"/>
         </w:rPr>
       </w:pPr>
       <w:r>
@@ -19,37 +19,13 @@
       </w:r>
       <w:r>
         <w:rPr>
-          <w:rStyle w:val="Hyperlink"/>
+          <w:rStyle w:val="Hiperligao"/>
         </w:rPr>
-        <w:t>Manual Unity</w:t>
+        <w:t>Manual Unity Button</w:t>
       </w:r>
       <w:r>
         <w:rPr>
-          <w:rStyle w:val="Hyperlink"/>
-        </w:rPr>
-        <w:t xml:space="preserve"> </w:t>
-      </w:r>
-      <w:r>
-        <w:rPr>
-          <w:rStyle w:val="Hyperlink"/>
-        </w:rPr>
-        <w:t>B</w:t>
-      </w:r>
-      <w:r>
-        <w:rPr>
-          <w:rStyle w:val="Hyperlink"/>
-        </w:rPr>
-        <w:t>u</w:t>
-      </w:r>
-      <w:r>
-        <w:rPr>
-          <w:rStyle w:val="Hyperlink"/>
-        </w:rPr>
-        <w:t>tton</w:t>
-      </w:r>
-      <w:r>
-        <w:rPr>
-          <w:rStyle w:val="Hyperlink"/>
+          <w:rStyle w:val="Hiperligao"/>
         </w:rPr>
         <w:t xml:space="preserve"> – 1</w:t>
       </w:r>
@@ -61,21 +37,9 @@
       <w:hyperlink r:id="rId4" w:history="1">
         <w:r>
           <w:rPr>
-            <w:rStyle w:val="Hyperlink"/>
+            <w:rStyle w:val="Hiperligao"/>
           </w:rPr>
-          <w:t>Manual Unity Bu</w:t>
-        </w:r>
-        <w:r>
-          <w:rPr>
-            <w:rStyle w:val="Hyperlink"/>
-          </w:rPr>
-          <w:t>t</w:t>
-        </w:r>
-        <w:r>
-          <w:rPr>
-            <w:rStyle w:val="Hyperlink"/>
-          </w:rPr>
-          <w:t>ton – 2</w:t>
+          <w:t>Manual Unity Button – 2</w:t>
         </w:r>
       </w:hyperlink>
     </w:p>
@@ -83,21 +47,9 @@
       <w:hyperlink r:id="rId5" w:history="1">
         <w:r>
           <w:rPr>
-            <w:rStyle w:val="Hyperlink"/>
+            <w:rStyle w:val="Hiperligao"/>
           </w:rPr>
-          <w:t>How to make a Rh</w:t>
-        </w:r>
-        <w:r>
-          <w:rPr>
-            <w:rStyle w:val="Hyperlink"/>
-          </w:rPr>
-          <w:t>y</w:t>
-        </w:r>
-        <w:r>
-          <w:rPr>
-            <w:rStyle w:val="Hyperlink"/>
-          </w:rPr>
-          <w:t>thm Game</w:t>
+          <w:t>How to make a Rhythm Game</w:t>
         </w:r>
       </w:hyperlink>
     </w:p>
@@ -105,28 +57,16 @@
       <w:hyperlink r:id="rId6" w:history="1">
         <w:r>
           <w:rPr>
-            <w:rStyle w:val="Hyperlink"/>
+            <w:rStyle w:val="Hiperligao"/>
           </w:rPr>
-          <w:t>Codding</w:t>
-        </w:r>
-        <w:r>
-          <w:rPr>
-            <w:rStyle w:val="Hyperlink"/>
-          </w:rPr>
-          <w:t xml:space="preserve"> </w:t>
-        </w:r>
-        <w:r>
-          <w:rPr>
-            <w:rStyle w:val="Hyperlink"/>
-          </w:rPr>
-          <w:t>to the beat</w:t>
+          <w:t>Codding to the beat</w:t>
         </w:r>
       </w:hyperlink>
     </w:p>
     <w:p>
       <w:pPr>
         <w:rPr>
-          <w:rStyle w:val="Hyperlink"/>
+          <w:rStyle w:val="Hiperligao"/>
         </w:rPr>
       </w:pPr>
       <w:r>
@@ -140,35 +80,23 @@
       </w:r>
       <w:r>
         <w:rPr>
-          <w:rStyle w:val="Hyperlink"/>
+          <w:rStyle w:val="Hiperligao"/>
         </w:rPr>
         <w:t xml:space="preserve">Manual </w:t>
       </w:r>
       <w:proofErr w:type="spellStart"/>
       <w:r>
         <w:rPr>
-          <w:rStyle w:val="Hyperlink"/>
+          <w:rStyle w:val="Hiperligao"/>
         </w:rPr>
         <w:t>UnityEvent</w:t>
       </w:r>
       <w:proofErr w:type="spellEnd"/>
       <w:r>
         <w:rPr>
-          <w:rStyle w:val="Hyperlink"/>
+          <w:rStyle w:val="Hiperligao"/>
         </w:rPr>
-        <w:t xml:space="preserve"> Add L</w:t>
-      </w:r>
-      <w:r>
-        <w:rPr>
-          <w:rStyle w:val="Hyperlink"/>
-        </w:rPr>
-        <w:t>i</w:t>
-      </w:r>
-      <w:r>
-        <w:rPr>
-          <w:rStyle w:val="Hyperlink"/>
-        </w:rPr>
-        <w:t>stener</w:t>
+        <w:t xml:space="preserve"> Add Listener</w:t>
       </w:r>
     </w:p>
     <w:p>
@@ -587,11 +515,11 @@
     <w:name w:val="Normal"/>
     <w:qFormat/>
   </w:style>
-  <w:style w:type="paragraph" w:styleId="Heading1">
+  <w:style w:type="paragraph" w:styleId="Ttulo1">
     <w:name w:val="heading 1"/>
     <w:basedOn w:val="Normal"/>
     <w:next w:val="Normal"/>
-    <w:link w:val="Heading1Char"/>
+    <w:link w:val="Ttulo1Carter"/>
     <w:uiPriority w:val="9"/>
     <w:qFormat/>
     <w:rsid w:val="00F21593"/>
@@ -608,11 +536,11 @@
       <w:szCs w:val="40"/>
     </w:rPr>
   </w:style>
-  <w:style w:type="paragraph" w:styleId="Heading2">
+  <w:style w:type="paragraph" w:styleId="Ttulo2">
     <w:name w:val="heading 2"/>
     <w:basedOn w:val="Normal"/>
     <w:next w:val="Normal"/>
-    <w:link w:val="Heading2Char"/>
+    <w:link w:val="Ttulo2Carter"/>
     <w:uiPriority w:val="9"/>
     <w:semiHidden/>
     <w:unhideWhenUsed/>
@@ -631,11 +559,11 @@
       <w:szCs w:val="32"/>
     </w:rPr>
   </w:style>
-  <w:style w:type="paragraph" w:styleId="Heading3">
+  <w:style w:type="paragraph" w:styleId="Ttulo3">
     <w:name w:val="heading 3"/>
     <w:basedOn w:val="Normal"/>
     <w:next w:val="Normal"/>
-    <w:link w:val="Heading3Char"/>
+    <w:link w:val="Ttulo3Carter"/>
     <w:uiPriority w:val="9"/>
     <w:semiHidden/>
     <w:unhideWhenUsed/>
@@ -654,11 +582,11 @@
       <w:szCs w:val="28"/>
     </w:rPr>
   </w:style>
-  <w:style w:type="paragraph" w:styleId="Heading4">
+  <w:style w:type="paragraph" w:styleId="Ttulo4">
     <w:name w:val="heading 4"/>
     <w:basedOn w:val="Normal"/>
     <w:next w:val="Normal"/>
-    <w:link w:val="Heading4Char"/>
+    <w:link w:val="Ttulo4Carter"/>
     <w:uiPriority w:val="9"/>
     <w:semiHidden/>
     <w:unhideWhenUsed/>
@@ -677,11 +605,11 @@
       <w:color w:val="0F4761" w:themeColor="accent1" w:themeShade="BF"/>
     </w:rPr>
   </w:style>
-  <w:style w:type="paragraph" w:styleId="Heading5">
+  <w:style w:type="paragraph" w:styleId="Ttulo5">
     <w:name w:val="heading 5"/>
     <w:basedOn w:val="Normal"/>
     <w:next w:val="Normal"/>
-    <w:link w:val="Heading5Char"/>
+    <w:link w:val="Ttulo5Carter"/>
     <w:uiPriority w:val="9"/>
     <w:semiHidden/>
     <w:unhideWhenUsed/>
@@ -698,11 +626,11 @@
       <w:color w:val="0F4761" w:themeColor="accent1" w:themeShade="BF"/>
     </w:rPr>
   </w:style>
-  <w:style w:type="paragraph" w:styleId="Heading6">
+  <w:style w:type="paragraph" w:styleId="Ttulo6">
     <w:name w:val="heading 6"/>
     <w:basedOn w:val="Normal"/>
     <w:next w:val="Normal"/>
-    <w:link w:val="Heading6Char"/>
+    <w:link w:val="Ttulo6Carter"/>
     <w:uiPriority w:val="9"/>
     <w:semiHidden/>
     <w:unhideWhenUsed/>
@@ -721,11 +649,11 @@
       <w:color w:val="595959" w:themeColor="text1" w:themeTint="A6"/>
     </w:rPr>
   </w:style>
-  <w:style w:type="paragraph" w:styleId="Heading7">
+  <w:style w:type="paragraph" w:styleId="Ttulo7">
     <w:name w:val="heading 7"/>
     <w:basedOn w:val="Normal"/>
     <w:next w:val="Normal"/>
-    <w:link w:val="Heading7Char"/>
+    <w:link w:val="Ttulo7Carter"/>
     <w:uiPriority w:val="9"/>
     <w:semiHidden/>
     <w:unhideWhenUsed/>
@@ -742,11 +670,11 @@
       <w:color w:val="595959" w:themeColor="text1" w:themeTint="A6"/>
     </w:rPr>
   </w:style>
-  <w:style w:type="paragraph" w:styleId="Heading8">
+  <w:style w:type="paragraph" w:styleId="Ttulo8">
     <w:name w:val="heading 8"/>
     <w:basedOn w:val="Normal"/>
     <w:next w:val="Normal"/>
-    <w:link w:val="Heading8Char"/>
+    <w:link w:val="Ttulo8Carter"/>
     <w:uiPriority w:val="9"/>
     <w:semiHidden/>
     <w:unhideWhenUsed/>
@@ -765,11 +693,11 @@
       <w:color w:val="272727" w:themeColor="text1" w:themeTint="D8"/>
     </w:rPr>
   </w:style>
-  <w:style w:type="paragraph" w:styleId="Heading9">
+  <w:style w:type="paragraph" w:styleId="Ttulo9">
     <w:name w:val="heading 9"/>
     <w:basedOn w:val="Normal"/>
     <w:next w:val="Normal"/>
-    <w:link w:val="Heading9Char"/>
+    <w:link w:val="Ttulo9Carter"/>
     <w:uiPriority w:val="9"/>
     <w:semiHidden/>
     <w:unhideWhenUsed/>
@@ -786,13 +714,13 @@
       <w:color w:val="272727" w:themeColor="text1" w:themeTint="D8"/>
     </w:rPr>
   </w:style>
-  <w:style w:type="character" w:default="1" w:styleId="DefaultParagraphFont">
+  <w:style w:type="character" w:default="1" w:styleId="Tipodeletrapredefinidodopargrafo">
     <w:name w:val="Default Paragraph Font"/>
     <w:uiPriority w:val="1"/>
     <w:semiHidden/>
     <w:unhideWhenUsed/>
   </w:style>
-  <w:style w:type="table" w:default="1" w:styleId="TableNormal">
+  <w:style w:type="table" w:default="1" w:styleId="Tabelanormal">
     <w:name w:val="Normal Table"/>
     <w:uiPriority w:val="99"/>
     <w:semiHidden/>
@@ -807,16 +735,16 @@
       </w:tblCellMar>
     </w:tblPr>
   </w:style>
-  <w:style w:type="numbering" w:default="1" w:styleId="NoList">
+  <w:style w:type="numbering" w:default="1" w:styleId="Semlista">
     <w:name w:val="No List"/>
     <w:uiPriority w:val="99"/>
     <w:semiHidden/>
     <w:unhideWhenUsed/>
   </w:style>
-  <w:style w:type="character" w:customStyle="1" w:styleId="Heading1Char">
-    <w:name w:val="Heading 1 Char"/>
-    <w:basedOn w:val="DefaultParagraphFont"/>
-    <w:link w:val="Heading1"/>
+  <w:style w:type="character" w:customStyle="1" w:styleId="Ttulo1Carter">
+    <w:name w:val="Título 1 Caráter"/>
+    <w:basedOn w:val="Tipodeletrapredefinidodopargrafo"/>
+    <w:link w:val="Ttulo1"/>
     <w:uiPriority w:val="9"/>
     <w:rsid w:val="00F21593"/>
     <w:rPr>
@@ -826,10 +754,10 @@
       <w:szCs w:val="40"/>
     </w:rPr>
   </w:style>
-  <w:style w:type="character" w:customStyle="1" w:styleId="Heading2Char">
-    <w:name w:val="Heading 2 Char"/>
-    <w:basedOn w:val="DefaultParagraphFont"/>
-    <w:link w:val="Heading2"/>
+  <w:style w:type="character" w:customStyle="1" w:styleId="Ttulo2Carter">
+    <w:name w:val="Título 2 Caráter"/>
+    <w:basedOn w:val="Tipodeletrapredefinidodopargrafo"/>
+    <w:link w:val="Ttulo2"/>
     <w:uiPriority w:val="9"/>
     <w:semiHidden/>
     <w:rsid w:val="00F21593"/>
@@ -840,10 +768,10 @@
       <w:szCs w:val="32"/>
     </w:rPr>
   </w:style>
-  <w:style w:type="character" w:customStyle="1" w:styleId="Heading3Char">
-    <w:name w:val="Heading 3 Char"/>
-    <w:basedOn w:val="DefaultParagraphFont"/>
-    <w:link w:val="Heading3"/>
+  <w:style w:type="character" w:customStyle="1" w:styleId="Ttulo3Carter">
+    <w:name w:val="Título 3 Caráter"/>
+    <w:basedOn w:val="Tipodeletrapredefinidodopargrafo"/>
+    <w:link w:val="Ttulo3"/>
     <w:uiPriority w:val="9"/>
     <w:semiHidden/>
     <w:rsid w:val="00F21593"/>
@@ -854,10 +782,10 @@
       <w:szCs w:val="28"/>
     </w:rPr>
   </w:style>
-  <w:style w:type="character" w:customStyle="1" w:styleId="Heading4Char">
-    <w:name w:val="Heading 4 Char"/>
-    <w:basedOn w:val="DefaultParagraphFont"/>
-    <w:link w:val="Heading4"/>
+  <w:style w:type="character" w:customStyle="1" w:styleId="Ttulo4Carter">
+    <w:name w:val="Título 4 Caráter"/>
+    <w:basedOn w:val="Tipodeletrapredefinidodopargrafo"/>
+    <w:link w:val="Ttulo4"/>
     <w:uiPriority w:val="9"/>
     <w:semiHidden/>
     <w:rsid w:val="00F21593"/>
@@ -868,10 +796,10 @@
       <w:color w:val="0F4761" w:themeColor="accent1" w:themeShade="BF"/>
     </w:rPr>
   </w:style>
-  <w:style w:type="character" w:customStyle="1" w:styleId="Heading5Char">
-    <w:name w:val="Heading 5 Char"/>
-    <w:basedOn w:val="DefaultParagraphFont"/>
-    <w:link w:val="Heading5"/>
+  <w:style w:type="character" w:customStyle="1" w:styleId="Ttulo5Carter">
+    <w:name w:val="Título 5 Caráter"/>
+    <w:basedOn w:val="Tipodeletrapredefinidodopargrafo"/>
+    <w:link w:val="Ttulo5"/>
     <w:uiPriority w:val="9"/>
     <w:semiHidden/>
     <w:rsid w:val="00F21593"/>
@@ -880,10 +808,10 @@
       <w:color w:val="0F4761" w:themeColor="accent1" w:themeShade="BF"/>
     </w:rPr>
   </w:style>
-  <w:style w:type="character" w:customStyle="1" w:styleId="Heading6Char">
-    <w:name w:val="Heading 6 Char"/>
-    <w:basedOn w:val="DefaultParagraphFont"/>
-    <w:link w:val="Heading6"/>
+  <w:style w:type="character" w:customStyle="1" w:styleId="Ttulo6Carter">
+    <w:name w:val="Título 6 Caráter"/>
+    <w:basedOn w:val="Tipodeletrapredefinidodopargrafo"/>
+    <w:link w:val="Ttulo6"/>
     <w:uiPriority w:val="9"/>
     <w:semiHidden/>
     <w:rsid w:val="00F21593"/>
@@ -894,10 +822,10 @@
       <w:color w:val="595959" w:themeColor="text1" w:themeTint="A6"/>
     </w:rPr>
   </w:style>
-  <w:style w:type="character" w:customStyle="1" w:styleId="Heading7Char">
-    <w:name w:val="Heading 7 Char"/>
-    <w:basedOn w:val="DefaultParagraphFont"/>
-    <w:link w:val="Heading7"/>
+  <w:style w:type="character" w:customStyle="1" w:styleId="Ttulo7Carter">
+    <w:name w:val="Título 7 Caráter"/>
+    <w:basedOn w:val="Tipodeletrapredefinidodopargrafo"/>
+    <w:link w:val="Ttulo7"/>
     <w:uiPriority w:val="9"/>
     <w:semiHidden/>
     <w:rsid w:val="00F21593"/>
@@ -906,10 +834,10 @@
       <w:color w:val="595959" w:themeColor="text1" w:themeTint="A6"/>
     </w:rPr>
   </w:style>
-  <w:style w:type="character" w:customStyle="1" w:styleId="Heading8Char">
-    <w:name w:val="Heading 8 Char"/>
-    <w:basedOn w:val="DefaultParagraphFont"/>
-    <w:link w:val="Heading8"/>
+  <w:style w:type="character" w:customStyle="1" w:styleId="Ttulo8Carter">
+    <w:name w:val="Título 8 Caráter"/>
+    <w:basedOn w:val="Tipodeletrapredefinidodopargrafo"/>
+    <w:link w:val="Ttulo8"/>
     <w:uiPriority w:val="9"/>
     <w:semiHidden/>
     <w:rsid w:val="00F21593"/>
@@ -920,10 +848,10 @@
       <w:color w:val="272727" w:themeColor="text1" w:themeTint="D8"/>
     </w:rPr>
   </w:style>
-  <w:style w:type="character" w:customStyle="1" w:styleId="Heading9Char">
-    <w:name w:val="Heading 9 Char"/>
-    <w:basedOn w:val="DefaultParagraphFont"/>
-    <w:link w:val="Heading9"/>
+  <w:style w:type="character" w:customStyle="1" w:styleId="Ttulo9Carter">
+    <w:name w:val="Título 9 Caráter"/>
+    <w:basedOn w:val="Tipodeletrapredefinidodopargrafo"/>
+    <w:link w:val="Ttulo9"/>
     <w:uiPriority w:val="9"/>
     <w:semiHidden/>
     <w:rsid w:val="00F21593"/>
@@ -932,11 +860,11 @@
       <w:color w:val="272727" w:themeColor="text1" w:themeTint="D8"/>
     </w:rPr>
   </w:style>
-  <w:style w:type="paragraph" w:styleId="Title">
+  <w:style w:type="paragraph" w:styleId="Ttulo">
     <w:name w:val="Title"/>
     <w:basedOn w:val="Normal"/>
     <w:next w:val="Normal"/>
-    <w:link w:val="TitleChar"/>
+    <w:link w:val="TtuloCarter"/>
     <w:uiPriority w:val="10"/>
     <w:qFormat/>
     <w:rsid w:val="00F21593"/>
@@ -952,10 +880,10 @@
       <w:szCs w:val="56"/>
     </w:rPr>
   </w:style>
-  <w:style w:type="character" w:customStyle="1" w:styleId="TitleChar">
-    <w:name w:val="Title Char"/>
-    <w:basedOn w:val="DefaultParagraphFont"/>
-    <w:link w:val="Title"/>
+  <w:style w:type="character" w:customStyle="1" w:styleId="TtuloCarter">
+    <w:name w:val="Título Caráter"/>
+    <w:basedOn w:val="Tipodeletrapredefinidodopargrafo"/>
+    <w:link w:val="Ttulo"/>
     <w:uiPriority w:val="10"/>
     <w:rsid w:val="00F21593"/>
     <w:rPr>
@@ -966,11 +894,11 @@
       <w:szCs w:val="56"/>
     </w:rPr>
   </w:style>
-  <w:style w:type="paragraph" w:styleId="Subtitle">
+  <w:style w:type="paragraph" w:styleId="Subttulo">
     <w:name w:val="Subtitle"/>
     <w:basedOn w:val="Normal"/>
     <w:next w:val="Normal"/>
-    <w:link w:val="SubtitleChar"/>
+    <w:link w:val="SubttuloCarter"/>
     <w:uiPriority w:val="11"/>
     <w:qFormat/>
     <w:rsid w:val="00F21593"/>
@@ -987,10 +915,10 @@
       <w:szCs w:val="28"/>
     </w:rPr>
   </w:style>
-  <w:style w:type="character" w:customStyle="1" w:styleId="SubtitleChar">
-    <w:name w:val="Subtitle Char"/>
-    <w:basedOn w:val="DefaultParagraphFont"/>
-    <w:link w:val="Subtitle"/>
+  <w:style w:type="character" w:customStyle="1" w:styleId="SubttuloCarter">
+    <w:name w:val="Subtítulo Caráter"/>
+    <w:basedOn w:val="Tipodeletrapredefinidodopargrafo"/>
+    <w:link w:val="Subttulo"/>
     <w:uiPriority w:val="11"/>
     <w:rsid w:val="00F21593"/>
     <w:rPr>
@@ -1001,11 +929,11 @@
       <w:szCs w:val="28"/>
     </w:rPr>
   </w:style>
-  <w:style w:type="paragraph" w:styleId="Quote">
+  <w:style w:type="paragraph" w:styleId="Citao">
     <w:name w:val="Quote"/>
     <w:basedOn w:val="Normal"/>
     <w:next w:val="Normal"/>
-    <w:link w:val="QuoteChar"/>
+    <w:link w:val="CitaoCarter"/>
     <w:uiPriority w:val="29"/>
     <w:qFormat/>
     <w:rsid w:val="00F21593"/>
@@ -1019,10 +947,10 @@
       <w:color w:val="404040" w:themeColor="text1" w:themeTint="BF"/>
     </w:rPr>
   </w:style>
-  <w:style w:type="character" w:customStyle="1" w:styleId="QuoteChar">
-    <w:name w:val="Quote Char"/>
-    <w:basedOn w:val="DefaultParagraphFont"/>
-    <w:link w:val="Quote"/>
+  <w:style w:type="character" w:customStyle="1" w:styleId="CitaoCarter">
+    <w:name w:val="Citação Caráter"/>
+    <w:basedOn w:val="Tipodeletrapredefinidodopargrafo"/>
+    <w:link w:val="Citao"/>
     <w:uiPriority w:val="29"/>
     <w:rsid w:val="00F21593"/>
     <w:rPr>
@@ -1031,7 +959,7 @@
       <w:color w:val="404040" w:themeColor="text1" w:themeTint="BF"/>
     </w:rPr>
   </w:style>
-  <w:style w:type="paragraph" w:styleId="ListParagraph">
+  <w:style w:type="paragraph" w:styleId="PargrafodaLista">
     <w:name w:val="List Paragraph"/>
     <w:basedOn w:val="Normal"/>
     <w:uiPriority w:val="34"/>
@@ -1042,9 +970,9 @@
       <w:contextualSpacing/>
     </w:pPr>
   </w:style>
-  <w:style w:type="character" w:styleId="IntenseEmphasis">
+  <w:style w:type="character" w:styleId="nfaseIntensa">
     <w:name w:val="Intense Emphasis"/>
-    <w:basedOn w:val="DefaultParagraphFont"/>
+    <w:basedOn w:val="Tipodeletrapredefinidodopargrafo"/>
     <w:uiPriority w:val="21"/>
     <w:qFormat/>
     <w:rsid w:val="00F21593"/>
@@ -1054,11 +982,11 @@
       <w:color w:val="0F4761" w:themeColor="accent1" w:themeShade="BF"/>
     </w:rPr>
   </w:style>
-  <w:style w:type="paragraph" w:styleId="IntenseQuote">
+  <w:style w:type="paragraph" w:styleId="CitaoIntensa">
     <w:name w:val="Intense Quote"/>
     <w:basedOn w:val="Normal"/>
     <w:next w:val="Normal"/>
-    <w:link w:val="IntenseQuoteChar"/>
+    <w:link w:val="CitaoIntensaCarter"/>
     <w:uiPriority w:val="30"/>
     <w:qFormat/>
     <w:rsid w:val="00F21593"/>
@@ -1077,10 +1005,10 @@
       <w:color w:val="0F4761" w:themeColor="accent1" w:themeShade="BF"/>
     </w:rPr>
   </w:style>
-  <w:style w:type="character" w:customStyle="1" w:styleId="IntenseQuoteChar">
-    <w:name w:val="Intense Quote Char"/>
-    <w:basedOn w:val="DefaultParagraphFont"/>
-    <w:link w:val="IntenseQuote"/>
+  <w:style w:type="character" w:customStyle="1" w:styleId="CitaoIntensaCarter">
+    <w:name w:val="Citação Intensa Caráter"/>
+    <w:basedOn w:val="Tipodeletrapredefinidodopargrafo"/>
+    <w:link w:val="CitaoIntensa"/>
     <w:uiPriority w:val="30"/>
     <w:rsid w:val="00F21593"/>
     <w:rPr>
@@ -1089,9 +1017,9 @@
       <w:color w:val="0F4761" w:themeColor="accent1" w:themeShade="BF"/>
     </w:rPr>
   </w:style>
-  <w:style w:type="character" w:styleId="IntenseReference">
+  <w:style w:type="character" w:styleId="RefernciaIntensa">
     <w:name w:val="Intense Reference"/>
-    <w:basedOn w:val="DefaultParagraphFont"/>
+    <w:basedOn w:val="Tipodeletrapredefinidodopargrafo"/>
     <w:uiPriority w:val="32"/>
     <w:qFormat/>
     <w:rsid w:val="00F21593"/>
@@ -1103,9 +1031,9 @@
       <w:spacing w:val="5"/>
     </w:rPr>
   </w:style>
-  <w:style w:type="character" w:styleId="Hyperlink">
+  <w:style w:type="character" w:styleId="Hiperligao">
     <w:name w:val="Hyperlink"/>
-    <w:basedOn w:val="DefaultParagraphFont"/>
+    <w:basedOn w:val="Tipodeletrapredefinidodopargrafo"/>
     <w:uiPriority w:val="99"/>
     <w:unhideWhenUsed/>
     <w:rsid w:val="00E31741"/>
@@ -1114,9 +1042,9 @@
       <w:u w:val="single"/>
     </w:rPr>
   </w:style>
-  <w:style w:type="character" w:styleId="UnresolvedMention">
+  <w:style w:type="character" w:styleId="MenoNoResolvida">
     <w:name w:val="Unresolved Mention"/>
-    <w:basedOn w:val="DefaultParagraphFont"/>
+    <w:basedOn w:val="Tipodeletrapredefinidodopargrafo"/>
     <w:uiPriority w:val="99"/>
     <w:semiHidden/>
     <w:unhideWhenUsed/>
@@ -1126,9 +1054,9 @@
       <w:shd w:val="clear" w:color="auto" w:fill="E1DFDD"/>
     </w:rPr>
   </w:style>
-  <w:style w:type="character" w:styleId="FollowedHyperlink">
+  <w:style w:type="character" w:styleId="Hiperligaovisitada">
     <w:name w:val="FollowedHyperlink"/>
-    <w:basedOn w:val="DefaultParagraphFont"/>
+    <w:basedOn w:val="Tipodeletrapredefinidodopargrafo"/>
     <w:uiPriority w:val="99"/>
     <w:semiHidden/>
     <w:unhideWhenUsed/>
